--- a/module-5&6/cheatwood_mod6_csd430.docx
+++ b/module-5&6/cheatwood_mod6_csd430.docx
@@ -9,7 +9,10 @@
     </w:p>
     <w:p>
       <w:r>
-        <w:t>CSD430 – Assignment 6.2</w:t>
+        <w:t>CSD430 – Assignment 6.</w:t>
+      </w:r>
+      <w:r>
+        <w:t>3</w:t>
       </w:r>
     </w:p>
     <w:p>
@@ -24,6 +27,9 @@
     </w:p>
     <w:p>
       <w:r>
+        <w:rPr>
+          <w:noProof/>
+        </w:rPr>
         <w:drawing>
           <wp:inline distT="0" distB="0" distL="0" distR="0" wp14:anchorId="3B157E05" wp14:editId="1A0BD93A">
             <wp:extent cx="5943600" cy="4757420"/>
@@ -66,6 +72,9 @@
         <w:t>Grants for student1</w:t>
       </w:r>
       <w:r>
+        <w:rPr>
+          <w:noProof/>
+        </w:rPr>
         <w:drawing>
           <wp:inline distT="0" distB="0" distL="0" distR="0" wp14:anchorId="72C2E510" wp14:editId="34A9023D">
             <wp:extent cx="5943600" cy="1304925"/>
@@ -105,6 +114,9 @@
     </w:p>
     <w:p>
       <w:r>
+        <w:rPr>
+          <w:noProof/>
+        </w:rPr>
         <w:lastRenderedPageBreak/>
         <w:drawing>
           <wp:inline distT="0" distB="0" distL="0" distR="0" wp14:anchorId="728C8756" wp14:editId="0A72648D">
@@ -143,6 +155,9 @@
         </w:drawing>
       </w:r>
       <w:r>
+        <w:rPr>
+          <w:noProof/>
+        </w:rPr>
         <w:drawing>
           <wp:inline distT="0" distB="0" distL="0" distR="0" wp14:anchorId="4E90A9AD" wp14:editId="375174A1">
             <wp:extent cx="5943600" cy="3628390"/>
